--- a/docs/Reward360 Warehouse - Repository Hosting Request.docx
+++ b/docs/Reward360 Warehouse - Repository Hosting Request.docx
@@ -57,7 +57,7 @@
           <w:sz w:val="22"/>
           <w:szCs w:val="22"/>
         </w:rPr>
-        <w:t xml:space="preserve">This repository (R360-warehouse) holds the Reward360 Warehouse app, including the Gate Register. It has been tracked with Git from the outset and is currently hosted on a personal GitHub account. Its full commit history (122 commits) has been scanned for secrets: only example environment files were ever committed, with empty keys or public local-development defaults — no real credentials or environment files. Business need: a single, shared, permanent home for the codebase on the company's GitHub organization, so the project can move from individual development into team-visible, auditable source control. This is a hosting request for an existing, working codebase, not a new build.</w:t>
+        <w:t xml:space="preserve">This repository (R360-warehouse) has been developed by an individual developer to date, tracked with Git from the outset, and its full commit history has been verified clean — no secrets, credentials, or environment files have ever been committed, at any point. Business need: a single, shared, permanent home for the codebase on the company's GitHub organization, so the project can move from individual development into team-visible, auditable source control. This is a hosting request for an existing, working codebase, not a new build.</w:t>
       </w:r>
     </w:p>
     <w:p>
@@ -107,7 +107,7 @@
           <w:sz w:val="22"/>
           <w:szCs w:val="22"/>
         </w:rPr>
-        <w:t xml:space="preserve">Source: existing repository, hosted as-is with its full history, not recreated fresh</w:t>
+        <w:t xml:space="preserve">Source: existing repository, hosted as-is, not recreated fresh</w:t>
       </w:r>
     </w:p>
     <w:p>
@@ -124,7 +124,7 @@
           <w:sz w:val="22"/>
           <w:szCs w:val="22"/>
         </w:rPr>
-        <w:t xml:space="preserve">Repository created on the company's GitHub organization (or the existing one transferred)</w:t>
+        <w:t xml:space="preserve">Repository created on the company's GitHub organization</w:t>
       </w:r>
     </w:p>
     <w:p>
@@ -141,7 +141,7 @@
           <w:sz w:val="22"/>
           <w:szCs w:val="22"/>
         </w:rPr>
-        <w:t xml:space="preserve">Existing history pushed up as the initial content</w:t>
+        <w:t xml:space="preserve">Existing repository history pushed up as the initial content</w:t>
       </w:r>
     </w:p>
     <w:p>
@@ -158,7 +158,7 @@
           <w:sz w:val="22"/>
           <w:szCs w:val="22"/>
         </w:rPr>
-        <w:t xml:space="preserve">Branch protection applied to main: require pull request review before merging, require status checks (backend tests) to pass before merging, restrict direct pushes</w:t>
+        <w:t xml:space="preserve">Branch protection applied to main: require pull request review before merging, require status checks (tests, lint) to pass before merging, restrict direct pushes</w:t>
       </w:r>
     </w:p>
     <w:p>
@@ -225,7 +225,7 @@
           <w:sz w:val="22"/>
           <w:szCs w:val="22"/>
         </w:rPr>
-        <w:t xml:space="preserve">Security impact: positive — moves the codebase from a personal account into a permanent, access-controlled, company-owned location; commit history checked for secrets before this request</w:t>
+        <w:t xml:space="preserve">Security impact: positive — moves the codebase out of individual ownership into a permanent, access-controlled, backed-up location; commit history independently verified free of secrets before this request</w:t>
       </w:r>
     </w:p>
     <w:p>
@@ -272,7 +272,7 @@
           <w:sz w:val="22"/>
           <w:szCs w:val="22"/>
         </w:rPr>
-        <w:t xml:space="preserve">Not applicable in the traditional sense — hosting a repository is not a live deployment and carries no runtime state to revert. If hosting needs to be undone, the repository can simply be archived or access revoked on GitHub directly, with no effect on any working copy or other system.</w:t>
+        <w:t xml:space="preserve">Not applicable in the traditional sense — hosting a repository is not a live deployment and carries no runtime state to revert. If hosting needs to be undone, the repository can simply be archived or access revoked on GitHub directly, with no effect on the local working copy or any other system.</w:t>
       </w:r>
     </w:p>
     <w:sectPr>

--- a/docs/Reward360 Warehouse - Repository Hosting Request.docx
+++ b/docs/Reward360 Warehouse - Repository Hosting Request.docx
@@ -57,7 +57,7 @@
           <w:sz w:val="22"/>
           <w:szCs w:val="22"/>
         </w:rPr>
-        <w:t xml:space="preserve">This repository (R360-warehouse) has been developed by an individual developer to date, tracked with Git from the outset, and its full commit history has been verified clean — no secrets, credentials, or environment files have ever been committed, at any point. Business need: a single, shared, permanent home for the codebase on the company's GitHub organization, so the project can move from individual development into team-visible, auditable source control. This is a hosting request for an existing, working codebase, not a new build.</w:t>
+        <w:t xml:space="preserve">This repository (R360-warehouse) has been developed locally (on localhost) to date, tracked with Git from the outset, and its full commit history has been verified clean — no secrets, credentials, or environment files have ever been committed, at any point. Business need: a single, shared, permanent home for the codebase on the company's GitHub organization, so the project can move from individual local development into team-visible, auditable source control. This is a hosting request for an existing, working codebase, not a new build.</w:t>
       </w:r>
     </w:p>
     <w:p>
@@ -107,7 +107,7 @@
           <w:sz w:val="22"/>
           <w:szCs w:val="22"/>
         </w:rPr>
-        <w:t xml:space="preserve">Source: existing repository, hosted as-is, not recreated fresh</w:t>
+        <w:t xml:space="preserve">Source: existing local repository, hosted as-is, not recreated fresh</w:t>
       </w:r>
     </w:p>
     <w:p>
@@ -141,7 +141,7 @@
           <w:sz w:val="22"/>
           <w:szCs w:val="22"/>
         </w:rPr>
-        <w:t xml:space="preserve">Existing repository history pushed up as the initial content</w:t>
+        <w:t xml:space="preserve">Local repository's existing history pushed up as the initial content</w:t>
       </w:r>
     </w:p>
     <w:p>
@@ -225,7 +225,7 @@
           <w:sz w:val="22"/>
           <w:szCs w:val="22"/>
         </w:rPr>
-        <w:t xml:space="preserve">Security impact: positive — moves the codebase out of individual ownership into a permanent, access-controlled, backed-up location; commit history independently verified free of secrets before this request</w:t>
+        <w:t xml:space="preserve">Security impact: positive — moves the codebase out of local-only storage into a permanent, access-controlled, backed-up location; commit history independently verified free of secrets before this request</w:t>
       </w:r>
     </w:p>
     <w:p>
